--- a/pr-preview/pr-126/basic-statistical-methods-handout.docx
+++ b/pr-preview/pr-126/basic-statistical-methods-handout.docx
@@ -15,7 +15,7 @@
         <w:pStyle w:val="Date"/>
       </w:pPr>
       <w:r>
-        <w:t xml:space="preserve">Last modified: 2026-10-13 19:37:09 (PDT)</w:t>
+        <w:t xml:space="preserve">Last modified: 2026-10-13 21:02:10 (PDT)</w:t>
       </w:r>
     </w:p>
     <w:bookmarkStart w:id="13" w:name="introduction"/>

--- a/pr-preview/pr-126/basic-statistical-methods-handout.docx
+++ b/pr-preview/pr-126/basic-statistical-methods-handout.docx
@@ -15,7 +15,7 @@
         <w:pStyle w:val="Date"/>
       </w:pPr>
       <w:r>
-        <w:t xml:space="preserve">Last modified: 2026-10-13 21:02:10 (PDT)</w:t>
+        <w:t xml:space="preserve">Last modified: 2026-10-13 22:33:57 (PDT)</w:t>
       </w:r>
     </w:p>
     <w:bookmarkStart w:id="13" w:name="introduction"/>
@@ -3880,7 +3880,7 @@
     </w:p>
     <w:bookmarkEnd w:id="24"/>
     <w:bookmarkEnd w:id="25"/>
-    <w:bookmarkStart w:id="61" w:name="sec-two-group-continuous"/>
+    <w:bookmarkStart w:id="62" w:name="sec-two-group-continuous"/>
     <w:p>
       <w:pPr>
         <w:pStyle w:val="Heading2"/>
@@ -7550,7 +7550,7 @@
     </w:p>
     <w:bookmarkEnd w:id="40"/>
     <w:bookmarkEnd w:id="41"/>
-    <w:bookmarkStart w:id="56" w:name="sec-two-sample-t-test"/>
+    <w:bookmarkStart w:id="57" w:name="sec-two-sample-t-test"/>
     <w:p>
       <w:pPr>
         <w:pStyle w:val="Heading3"/>
@@ -10555,45 +10555,11 @@
         </m:oMath>
       </m:oMathPara>
     </w:p>
-    <w:p>
-      <w:pPr>
-        <w:pStyle w:val="FirstParagraph"/>
-      </w:pPr>
-      <w:r>
-        <w:t xml:space="preserve">When the two populations share one variance</w:t>
-      </w:r>
-      <w:r>
-        <w:t xml:space="preserve"> </w:t>
-      </w:r>
-      <m:oMath>
-        <m:sSup>
-          <m:e>
-            <m:r>
-              <m:t>σ</m:t>
-            </m:r>
-          </m:e>
-          <m:sup>
-            <m:r>
-              <m:t>2</m:t>
-            </m:r>
-          </m:sup>
-        </m:sSup>
-      </m:oMath>
-      <w:r>
-        <w:t xml:space="preserve">,</w:t>
-      </w:r>
-      <w:r>
-        <w:t xml:space="preserve"> </w:t>
-      </w:r>
-      <w:r>
-        <w:t xml:space="preserve">the pooled variance estimates it.</w:t>
-      </w:r>
-    </w:p>
     <w:bookmarkEnd w:id="50"/>
     <w:bookmarkStart w:id="51" w:name="exm-pooled-variance"/>
     <w:p>
       <w:pPr>
-        <w:pStyle w:val="BodyText"/>
+        <w:pStyle w:val="FirstParagraph"/>
       </w:pPr>
       <w:r>
         <w:rPr>
@@ -11007,7 +10973,53 @@
       </w:r>
     </w:p>
     <w:bookmarkEnd w:id="51"/>
-    <w:bookmarkStart w:id="52" w:name="def-pooled-t-test"/>
+    <w:bookmarkStart w:id="52" w:name="rem-pooled-variance-estimates"/>
+    <w:p>
+      <w:pPr>
+        <w:pStyle w:val="BodyText"/>
+      </w:pPr>
+      <w:r>
+        <w:rPr>
+          <w:i/>
+          <w:iCs/>
+        </w:rPr>
+        <w:t xml:space="preserve">Remark 3</w:t>
+      </w:r>
+      <w:r>
+        <w:t xml:space="preserve"> (What the pooled variance estimates). </w:t>
+      </w:r>
+      <w:r>
+        <w:t xml:space="preserve">When the two populations share one variance</w:t>
+      </w:r>
+      <w:r>
+        <w:t xml:space="preserve"> </w:t>
+      </w:r>
+      <m:oMath>
+        <m:sSup>
+          <m:e>
+            <m:r>
+              <m:t>σ</m:t>
+            </m:r>
+          </m:e>
+          <m:sup>
+            <m:r>
+              <m:t>2</m:t>
+            </m:r>
+          </m:sup>
+        </m:sSup>
+      </m:oMath>
+      <w:r>
+        <w:t xml:space="preserve">,</w:t>
+      </w:r>
+      <w:r>
+        <w:t xml:space="preserve"> </w:t>
+      </w:r>
+      <w:r>
+        <w:t xml:space="preserve">the pooled variance estimates it.</w:t>
+      </w:r>
+    </w:p>
+    <w:bookmarkEnd w:id="52"/>
+    <w:bookmarkStart w:id="53" w:name="def-pooled-t-test"/>
     <w:p>
       <w:pPr>
         <w:pStyle w:val="BodyText"/>
@@ -11502,8 +11514,8 @@
         <w:t xml:space="preserve">distribution.</w:t>
       </w:r>
     </w:p>
-    <w:bookmarkEnd w:id="52"/>
-    <w:bookmarkStart w:id="53" w:name="thm-pooled-t-null"/>
+    <w:bookmarkEnd w:id="53"/>
+    <w:bookmarkStart w:id="54" w:name="thm-pooled-t-null"/>
     <w:p>
       <w:pPr>
         <w:pStyle w:val="BodyText"/>
@@ -11662,8 +11674,8 @@
         <w:t xml:space="preserve">.</w:t>
       </w:r>
     </w:p>
-    <w:bookmarkEnd w:id="53"/>
-    <w:bookmarkStart w:id="54" w:name="rem-pooled-t-equal-variances"/>
+    <w:bookmarkEnd w:id="54"/>
+    <w:bookmarkStart w:id="55" w:name="rem-pooled-t-equal-variances"/>
     <w:p>
       <w:pPr>
         <w:pStyle w:val="BodyText"/>
@@ -11673,7 +11685,7 @@
           <w:i/>
           <w:iCs/>
         </w:rPr>
-        <w:t xml:space="preserve">Remark 3</w:t>
+        <w:t xml:space="preserve">Remark 4</w:t>
       </w:r>
       <w:r>
         <w:t xml:space="preserve"> (The equal-variance assumption). </w:t>
@@ -11716,8 +11728,8 @@
         <w:t xml:space="preserve">so these notes use Welch’s test by default.</w:t>
       </w:r>
     </w:p>
-    <w:bookmarkEnd w:id="54"/>
-    <w:bookmarkStart w:id="55" w:name="exm-hers-pooled-ttest"/>
+    <w:bookmarkEnd w:id="55"/>
+    <w:bookmarkStart w:id="56" w:name="exm-hers-pooled-ttest"/>
     <w:p>
       <w:pPr>
         <w:pStyle w:val="BodyText"/>
@@ -11920,9 +11932,9 @@
         <w:t xml:space="preserve">#&gt;   111.854   112.449</w:t>
       </w:r>
     </w:p>
-    <w:bookmarkEnd w:id="55"/>
     <w:bookmarkEnd w:id="56"/>
-    <w:bookmarkStart w:id="60" w:name="sec-CI-diff-means"/>
+    <w:bookmarkEnd w:id="57"/>
+    <w:bookmarkStart w:id="61" w:name="sec-CI-diff-means"/>
     <w:p>
       <w:pPr>
         <w:pStyle w:val="Heading3"/>
@@ -11931,7 +11943,7 @@
         <w:t xml:space="preserve">4.5 Confidence intervals for the difference in means</w:t>
       </w:r>
     </w:p>
-    <w:bookmarkStart w:id="58" w:name="def-ci-diff-means"/>
+    <w:bookmarkStart w:id="59" w:name="def-ci-diff-means"/>
     <w:p>
       <w:pPr>
         <w:pStyle w:val="FirstParagraph"/>
@@ -12446,7 +12458,7 @@
       <w:r>
         <w:t xml:space="preserve"> </w:t>
       </w:r>
-      <w:hyperlink r:id="rId57">
+      <w:hyperlink r:id="rId58">
         <w:r>
           <w:rPr>
             <w:rStyle w:val="Hyperlink"/>
@@ -12458,8 +12470,8 @@
         <w:t xml:space="preserve">.</w:t>
       </w:r>
     </w:p>
-    <w:bookmarkEnd w:id="58"/>
-    <w:bookmarkStart w:id="59" w:name="exm-hers-diff-means-ci"/>
+    <w:bookmarkEnd w:id="59"/>
+    <w:bookmarkStart w:id="60" w:name="exm-hers-diff-means-ci"/>
     <w:p>
       <w:pPr>
         <w:pStyle w:val="BodyText"/>
@@ -12776,10 +12788,10 @@
         <w:t xml:space="preserve">It contains 0, consistent with the large p-value there.</w:t>
       </w:r>
     </w:p>
-    <w:bookmarkEnd w:id="59"/>
     <w:bookmarkEnd w:id="60"/>
     <w:bookmarkEnd w:id="61"/>
-    <w:bookmarkStart w:id="75" w:name="sec-anova"/>
+    <w:bookmarkEnd w:id="62"/>
+    <w:bookmarkStart w:id="76" w:name="sec-anova"/>
     <w:p>
       <w:pPr>
         <w:pStyle w:val="Heading2"/>
@@ -12788,7 +12800,7 @@
         <w:t xml:space="preserve">5 One-way analysis of variance</w:t>
       </w:r>
     </w:p>
-    <w:bookmarkStart w:id="62" w:name="def-ss-between"/>
+    <w:bookmarkStart w:id="63" w:name="def-ss-between"/>
     <w:p>
       <w:pPr>
         <w:pStyle w:val="FirstParagraph"/>
@@ -13276,8 +13288,8 @@
         </m:oMath>
       </m:oMathPara>
     </w:p>
-    <w:bookmarkEnd w:id="62"/>
-    <w:bookmarkStart w:id="63" w:name="exm-ss-between"/>
+    <w:bookmarkEnd w:id="63"/>
+    <w:bookmarkStart w:id="64" w:name="exm-ss-between"/>
     <w:p>
       <w:pPr>
         <w:pStyle w:val="FirstParagraph"/>
@@ -13723,8 +13735,8 @@
         </m:oMath>
       </m:oMathPara>
     </w:p>
-    <w:bookmarkEnd w:id="63"/>
-    <w:bookmarkStart w:id="64" w:name="def-ss-within"/>
+    <w:bookmarkEnd w:id="64"/>
+    <w:bookmarkStart w:id="65" w:name="def-ss-within"/>
     <w:p>
       <w:pPr>
         <w:pStyle w:val="FirstParagraph"/>
@@ -13964,8 +13976,8 @@
         </m:oMath>
       </m:oMathPara>
     </w:p>
-    <w:bookmarkEnd w:id="64"/>
-    <w:bookmarkStart w:id="65" w:name="exm-ss-within"/>
+    <w:bookmarkEnd w:id="65"/>
+    <w:bookmarkStart w:id="66" w:name="exm-ss-within"/>
     <w:p>
       <w:pPr>
         <w:pStyle w:val="FirstParagraph"/>
@@ -14379,8 +14391,8 @@
         </m:oMath>
       </m:oMathPara>
     </w:p>
-    <w:bookmarkEnd w:id="65"/>
-    <w:bookmarkStart w:id="66" w:name="def-mean-squares"/>
+    <w:bookmarkEnd w:id="66"/>
+    <w:bookmarkStart w:id="67" w:name="def-mean-squares"/>
     <w:p>
       <w:pPr>
         <w:pStyle w:val="FirstParagraph"/>
@@ -14689,8 +14701,8 @@
         <w:t xml:space="preserve">estimates it.</w:t>
       </w:r>
     </w:p>
-    <w:bookmarkEnd w:id="66"/>
-    <w:bookmarkStart w:id="67" w:name="exm-mean-squares"/>
+    <w:bookmarkEnd w:id="67"/>
+    <w:bookmarkStart w:id="68" w:name="exm-mean-squares"/>
     <w:p>
       <w:pPr>
         <w:pStyle w:val="BodyText"/>
@@ -14922,8 +14934,8 @@
         </m:oMath>
       </m:oMathPara>
     </w:p>
-    <w:bookmarkEnd w:id="67"/>
-    <w:bookmarkStart w:id="69" w:name="def-one-way-anova"/>
+    <w:bookmarkEnd w:id="68"/>
+    <w:bookmarkStart w:id="70" w:name="def-one-way-anova"/>
     <w:p>
       <w:pPr>
         <w:pStyle w:val="FirstParagraph"/>
@@ -15385,7 +15397,7 @@
       <w:r>
         <w:t xml:space="preserve">distribution (</w:t>
       </w:r>
-      <w:hyperlink r:id="rId68">
+      <w:hyperlink r:id="rId69">
         <w:r>
           <w:rPr>
             <w:rStyle w:val="Hyperlink"/>
@@ -15397,8 +15409,8 @@
         <w:t xml:space="preserve">).</w:t>
       </w:r>
     </w:p>
-    <w:bookmarkEnd w:id="69"/>
-    <w:bookmarkStart w:id="70" w:name="rem-f-statistic-size"/>
+    <w:bookmarkEnd w:id="70"/>
+    <w:bookmarkStart w:id="71" w:name="rem-f-statistic-size"/>
     <w:p>
       <w:pPr>
         <w:pStyle w:val="BodyText"/>
@@ -15408,7 +15420,7 @@
           <w:i/>
           <w:iCs/>
         </w:rPr>
-        <w:t xml:space="preserve">Remark 4</w:t>
+        <w:t xml:space="preserve">Remark 5</w:t>
       </w:r>
       <w:r>
         <w:t xml:space="preserve"> (Interpreting the F statistic). </w:t>
@@ -15517,8 +15529,8 @@
         </m:oMath>
       </m:oMathPara>
     </w:p>
-    <w:bookmarkEnd w:id="70"/>
-    <w:bookmarkStart w:id="71" w:name="thm-anova-null"/>
+    <w:bookmarkEnd w:id="71"/>
+    <w:bookmarkStart w:id="72" w:name="thm-anova-null"/>
     <w:p>
       <w:pPr>
         <w:pStyle w:val="FirstParagraph"/>
@@ -15826,8 +15838,8 @@
         <w:t xml:space="preserve">.</w:t>
       </w:r>
     </w:p>
-    <w:bookmarkEnd w:id="71"/>
-    <w:bookmarkStart w:id="72" w:name="exm-hers-anova"/>
+    <w:bookmarkEnd w:id="72"/>
+    <w:bookmarkStart w:id="73" w:name="exm-hers-anova"/>
     <w:p>
       <w:pPr>
         <w:pStyle w:val="BodyText"/>
@@ -17335,8 +17347,8 @@
         <w:t xml:space="preserve">mean fasting glucose differs among the three race/ethnicity groups.</w:t>
       </w:r>
     </w:p>
-    <w:bookmarkEnd w:id="72"/>
-    <w:bookmarkStart w:id="73" w:name="rem-hers-anova-variances"/>
+    <w:bookmarkEnd w:id="73"/>
+    <w:bookmarkStart w:id="74" w:name="rem-hers-anova-variances"/>
     <w:p>
       <w:pPr>
         <w:pStyle w:val="BodyText"/>
@@ -17346,7 +17358,7 @@
           <w:i/>
           <w:iCs/>
         </w:rPr>
-        <w:t xml:space="preserve">Remark 5</w:t>
+        <w:t xml:space="preserve">Remark 6</w:t>
       </w:r>
       <w:r>
         <w:t xml:space="preserve"> (Unequal variances in the HERS glucose groups). </w:t>
@@ -17503,7 +17515,7 @@
         <w:t xml:space="preserve">#&gt; F = 12.49, num df = 2.0, denom df = 185.7, p-value = 8.17e-06</w:t>
       </w:r>
     </w:p>
-    <w:bookmarkEnd w:id="73"/>
+    <w:bookmarkEnd w:id="74"/>
     <w:p>
       <w:pPr>
         <w:pStyle w:val="FirstParagraph"/>
@@ -17535,7 +17547,7 @@
       <w:r>
         <w:t xml:space="preserve">(</w:t>
       </w:r>
-      <w:hyperlink r:id="rId74">
+      <w:hyperlink r:id="rId75">
         <w:r>
           <w:rPr>
             <w:rStyle w:val="Hyperlink"/>
@@ -18292,8 +18304,8 @@
         <w:t xml:space="preserve">#&gt;  0.180281  0.180281</w:t>
       </w:r>
     </w:p>
-    <w:bookmarkEnd w:id="75"/>
-    <w:bookmarkStart w:id="82" w:name="references"/>
+    <w:bookmarkEnd w:id="76"/>
+    <w:bookmarkStart w:id="83" w:name="references"/>
     <w:p>
       <w:pPr>
         <w:pStyle w:val="Heading2"/>
@@ -18302,8 +18314,8 @@
         <w:t xml:space="preserve">References</w:t>
       </w:r>
     </w:p>
-    <w:bookmarkStart w:id="81" w:name="refs"/>
-    <w:bookmarkStart w:id="76" w:name="ref-hoggtanis2015"/>
+    <w:bookmarkStart w:id="82" w:name="refs"/>
+    <w:bookmarkStart w:id="77" w:name="ref-hoggtanis2015"/>
     <w:p>
       <w:pPr>
         <w:pStyle w:val="Bibliography"/>
@@ -18325,8 +18337,8 @@
         <w:t xml:space="preserve">. Tenth edition. Pearson.</w:t>
       </w:r>
     </w:p>
-    <w:bookmarkEnd w:id="76"/>
-    <w:bookmarkStart w:id="78" w:name="ref-HulleyStephen1998RToE"/>
+    <w:bookmarkEnd w:id="77"/>
+    <w:bookmarkStart w:id="79" w:name="ref-HulleyStephen1998RToE"/>
     <w:p>
       <w:pPr>
         <w:pStyle w:val="Bibliography"/>
@@ -18359,7 +18371,7 @@
       <w:r>
         <w:t xml:space="preserve"> </w:t>
       </w:r>
-      <w:hyperlink r:id="rId77">
+      <w:hyperlink r:id="rId78">
         <w:r>
           <w:rPr>
             <w:rStyle w:val="Hyperlink"/>
@@ -18371,8 +18383,8 @@
         <w:t xml:space="preserve">.</w:t>
       </w:r>
     </w:p>
-    <w:bookmarkEnd w:id="78"/>
-    <w:bookmarkStart w:id="80" w:name="ref-vittinghoff2e"/>
+    <w:bookmarkEnd w:id="79"/>
+    <w:bookmarkStart w:id="81" w:name="ref-vittinghoff2e"/>
     <w:p>
       <w:pPr>
         <w:pStyle w:val="Bibliography"/>
@@ -18396,7 +18408,7 @@
       <w:r>
         <w:t xml:space="preserve"> </w:t>
       </w:r>
-      <w:hyperlink r:id="rId79">
+      <w:hyperlink r:id="rId80">
         <w:r>
           <w:rPr>
             <w:rStyle w:val="Hyperlink"/>
@@ -18408,9 +18420,9 @@
         <w:t xml:space="preserve">.</w:t>
       </w:r>
     </w:p>
-    <w:bookmarkEnd w:id="80"/>
     <w:bookmarkEnd w:id="81"/>
     <w:bookmarkEnd w:id="82"/>
+    <w:bookmarkEnd w:id="83"/>
     <w:sectPr>
       <w:footnotePr>
         <w:numRestart w:val="eachSect"/>
